--- a/prak1/ИКБО-43-23_КОЩЕЕВ_МИХАИЛ_ПР1.docx
+++ b/prak1/ИКБО-43-23_КОЩЕЕВ_МИХАИЛ_ПР1.docx
@@ -802,7 +802,10 @@
               <w:t>сентябр</w:t>
             </w:r>
             <w:r>
-              <w:t xml:space="preserve">ь </w:t>
+              <w:t>я</w:t>
+            </w:r>
+            <w:r>
+              <w:t xml:space="preserve"> </w:t>
             </w:r>
             <w:r>
               <w:t>2024 г.</w:t>
@@ -1001,7 +1004,12 @@
           <w:docPartUnique/>
         </w:docPartObj>
       </w:sdtPr>
-      <w:sdtEndPr/>
+      <w:sdtEndPr>
+        <w:rPr>
+          <w:sz w:val="24"/>
+          <w:szCs w:val="24"/>
+        </w:rPr>
+      </w:sdtEndPr>
       <w:sdtContent>
         <w:p>
           <w:pPr>
@@ -1016,29 +1024,45 @@
               <w:rFonts w:ascii="Arial" w:eastAsia="Arial" w:hAnsi="Arial" w:cs="Arial"/>
               <w:b/>
               <w:color w:val="000000"/>
-              <w:sz w:val="22"/>
-              <w:szCs w:val="22"/>
+              <w:sz w:val="24"/>
+              <w:szCs w:val="24"/>
             </w:rPr>
           </w:pPr>
           <w:r>
+            <w:rPr>
+              <w:sz w:val="24"/>
+              <w:szCs w:val="24"/>
+            </w:rPr>
             <w:fldChar w:fldCharType="begin"/>
           </w:r>
           <w:r>
+            <w:rPr>
+              <w:sz w:val="24"/>
+              <w:szCs w:val="24"/>
+            </w:rPr>
             <w:instrText xml:space="preserve"> TOC \h \u \z \t "Heading 1,1,Heading 2,2,Heading 3,3,Heading 4,4,Heading 5,5,Heading 6,6,"</w:instrText>
           </w:r>
           <w:r>
+            <w:rPr>
+              <w:sz w:val="24"/>
+              <w:szCs w:val="24"/>
+            </w:rPr>
             <w:fldChar w:fldCharType="separate"/>
           </w:r>
           <w:hyperlink w:anchor="_heading=h.30j0zll">
             <w:r>
               <w:rPr>
                 <w:color w:val="000000"/>
+                <w:sz w:val="24"/>
+                <w:szCs w:val="24"/>
               </w:rPr>
               <w:t>ВВЕДЕНИЕ</w:t>
             </w:r>
             <w:r>
               <w:rPr>
                 <w:color w:val="000000"/>
+                <w:sz w:val="24"/>
+                <w:szCs w:val="24"/>
               </w:rPr>
               <w:tab/>
               <w:t>3</w:t>
@@ -1058,20 +1082,24 @@
               <w:rFonts w:ascii="Arial" w:eastAsia="Arial" w:hAnsi="Arial" w:cs="Arial"/>
               <w:b/>
               <w:color w:val="000000"/>
-              <w:sz w:val="22"/>
-              <w:szCs w:val="22"/>
+              <w:sz w:val="24"/>
+              <w:szCs w:val="24"/>
             </w:rPr>
           </w:pPr>
           <w:hyperlink w:anchor="_heading=h.1fob9te">
             <w:r>
               <w:rPr>
                 <w:color w:val="000000"/>
+                <w:sz w:val="24"/>
+                <w:szCs w:val="24"/>
               </w:rPr>
               <w:t>1 ЦЕЛЬ</w:t>
             </w:r>
             <w:r>
               <w:rPr>
                 <w:color w:val="000000"/>
+                <w:sz w:val="24"/>
+                <w:szCs w:val="24"/>
               </w:rPr>
               <w:tab/>
               <w:t>4</w:t>
@@ -1091,32 +1119,24 @@
               <w:rFonts w:ascii="Arial" w:eastAsia="Arial" w:hAnsi="Arial" w:cs="Arial"/>
               <w:b/>
               <w:color w:val="000000"/>
-              <w:sz w:val="22"/>
-              <w:szCs w:val="22"/>
+              <w:sz w:val="24"/>
+              <w:szCs w:val="24"/>
             </w:rPr>
           </w:pPr>
           <w:hyperlink w:anchor="_heading=h.3znysh7">
             <w:r>
               <w:rPr>
                 <w:color w:val="000000"/>
-              </w:rPr>
-              <w:t>2 ЗАДАН</w:t>
+                <w:sz w:val="24"/>
+                <w:szCs w:val="24"/>
+              </w:rPr>
+              <w:t>2 ЗАДАНИЕ</w:t>
             </w:r>
             <w:r>
               <w:rPr>
                 <w:color w:val="000000"/>
-              </w:rPr>
-              <w:t>И</w:t>
-            </w:r>
-            <w:r>
-              <w:rPr>
-                <w:color w:val="000000"/>
-              </w:rPr>
-              <w:t>Е</w:t>
-            </w:r>
-            <w:r>
-              <w:rPr>
-                <w:color w:val="000000"/>
+                <w:sz w:val="24"/>
+                <w:szCs w:val="24"/>
               </w:rPr>
               <w:tab/>
               <w:t>5</w:t>
@@ -1135,20 +1155,24 @@
             <w:rPr>
               <w:rFonts w:ascii="Arial" w:eastAsia="Arial" w:hAnsi="Arial" w:cs="Arial"/>
               <w:color w:val="000000"/>
-              <w:sz w:val="22"/>
-              <w:szCs w:val="22"/>
+              <w:sz w:val="24"/>
+              <w:szCs w:val="24"/>
             </w:rPr>
           </w:pPr>
           <w:hyperlink w:anchor="_heading=h.2et92p0">
             <w:r>
               <w:rPr>
                 <w:color w:val="000000"/>
+                <w:sz w:val="24"/>
+                <w:szCs w:val="24"/>
               </w:rPr>
               <w:t>2.1 Формулировка задания</w:t>
             </w:r>
             <w:r>
               <w:rPr>
                 <w:color w:val="000000"/>
+                <w:sz w:val="24"/>
+                <w:szCs w:val="24"/>
               </w:rPr>
               <w:tab/>
               <w:t>5</w:t>
@@ -1167,20 +1191,24 @@
             <w:rPr>
               <w:rFonts w:ascii="Arial" w:eastAsia="Arial" w:hAnsi="Arial" w:cs="Arial"/>
               <w:color w:val="000000"/>
-              <w:sz w:val="22"/>
-              <w:szCs w:val="22"/>
+              <w:sz w:val="24"/>
+              <w:szCs w:val="24"/>
             </w:rPr>
           </w:pPr>
           <w:hyperlink w:anchor="_heading=h.tyjcwt">
             <w:r>
               <w:rPr>
                 <w:color w:val="000000"/>
+                <w:sz w:val="24"/>
+                <w:szCs w:val="24"/>
               </w:rPr>
               <w:t>2.2 Математическая модель</w:t>
             </w:r>
             <w:r>
               <w:rPr>
                 <w:color w:val="000000"/>
+                <w:sz w:val="24"/>
+                <w:szCs w:val="24"/>
               </w:rPr>
               <w:tab/>
               <w:t>5</w:t>
@@ -1199,20 +1227,24 @@
             <w:rPr>
               <w:rFonts w:ascii="Arial" w:eastAsia="Arial" w:hAnsi="Arial" w:cs="Arial"/>
               <w:color w:val="000000"/>
-              <w:sz w:val="22"/>
-              <w:szCs w:val="22"/>
+              <w:sz w:val="24"/>
+              <w:szCs w:val="24"/>
             </w:rPr>
           </w:pPr>
           <w:hyperlink w:anchor="_heading=h.1t3h5sf">
             <w:r>
               <w:rPr>
                 <w:color w:val="000000"/>
+                <w:sz w:val="24"/>
+                <w:szCs w:val="24"/>
               </w:rPr>
               <w:t>2.3 Тестирование программы</w:t>
             </w:r>
             <w:r>
               <w:rPr>
                 <w:color w:val="000000"/>
+                <w:sz w:val="24"/>
+                <w:szCs w:val="24"/>
               </w:rPr>
               <w:tab/>
               <w:t>6</w:t>
@@ -1232,20 +1264,24 @@
               <w:rFonts w:ascii="Arial" w:eastAsia="Arial" w:hAnsi="Arial" w:cs="Arial"/>
               <w:b/>
               <w:color w:val="000000"/>
-              <w:sz w:val="22"/>
-              <w:szCs w:val="22"/>
+              <w:sz w:val="24"/>
+              <w:szCs w:val="24"/>
             </w:rPr>
           </w:pPr>
           <w:hyperlink w:anchor="_heading=h.2s8eyo1">
             <w:r>
               <w:rPr>
                 <w:color w:val="000000"/>
+                <w:sz w:val="24"/>
+                <w:szCs w:val="24"/>
               </w:rPr>
               <w:t>ЗАКЛЮЧЕНИЕ</w:t>
             </w:r>
             <w:r>
               <w:rPr>
                 <w:color w:val="000000"/>
+                <w:sz w:val="24"/>
+                <w:szCs w:val="24"/>
               </w:rPr>
               <w:tab/>
               <w:t>7</w:t>
@@ -1265,20 +1301,24 @@
               <w:rFonts w:ascii="Arial" w:eastAsia="Arial" w:hAnsi="Arial" w:cs="Arial"/>
               <w:b/>
               <w:color w:val="000000"/>
-              <w:sz w:val="22"/>
-              <w:szCs w:val="22"/>
+              <w:sz w:val="24"/>
+              <w:szCs w:val="24"/>
             </w:rPr>
           </w:pPr>
           <w:hyperlink w:anchor="_heading=h.3rdcrjn">
             <w:r>
               <w:rPr>
                 <w:color w:val="000000"/>
+                <w:sz w:val="24"/>
+                <w:szCs w:val="24"/>
               </w:rPr>
               <w:t>СПИСОК ИСПОЛЬЗУЕМЫХ ИСТОЧНИКОВ</w:t>
             </w:r>
             <w:r>
               <w:rPr>
                 <w:color w:val="000000"/>
+                <w:sz w:val="24"/>
+                <w:szCs w:val="24"/>
               </w:rPr>
               <w:tab/>
               <w:t>8</w:t>
@@ -1298,26 +1338,34 @@
               <w:rFonts w:ascii="Arial" w:eastAsia="Arial" w:hAnsi="Arial" w:cs="Arial"/>
               <w:b/>
               <w:color w:val="000000"/>
-              <w:sz w:val="22"/>
-              <w:szCs w:val="22"/>
+              <w:sz w:val="24"/>
+              <w:szCs w:val="24"/>
             </w:rPr>
           </w:pPr>
           <w:hyperlink w:anchor="_heading=h.1rplyrhsk38o">
             <w:r>
               <w:rPr>
                 <w:color w:val="000000"/>
+                <w:sz w:val="24"/>
+                <w:szCs w:val="24"/>
               </w:rPr>
               <w:t>ПРИЛОЖЕНИЯ</w:t>
             </w:r>
             <w:r>
               <w:rPr>
                 <w:color w:val="000000"/>
+                <w:sz w:val="24"/>
+                <w:szCs w:val="24"/>
               </w:rPr>
               <w:tab/>
               <w:t>9</w:t>
             </w:r>
           </w:hyperlink>
           <w:r>
+            <w:rPr>
+              <w:sz w:val="24"/>
+              <w:szCs w:val="24"/>
+            </w:rPr>
             <w:fldChar w:fldCharType="end"/>
           </w:r>
         </w:p>
@@ -1350,14 +1398,7 @@
           <w:szCs w:val="36"/>
         </w:rPr>
         <w:lastRenderedPageBreak/>
-        <w:t>В</w:t>
-      </w:r>
-      <w:r>
-        <w:rPr>
-          <w:sz w:val="36"/>
-          <w:szCs w:val="36"/>
-        </w:rPr>
-        <w:t>ВЕДЕНИЕ</w:t>
+        <w:t>ВВЕДЕНИЕ</w:t>
       </w:r>
     </w:p>
     <w:p>
@@ -1365,13 +1406,7 @@
         <w:spacing w:after="0" w:line="360" w:lineRule="auto"/>
       </w:pPr>
       <w:r>
-        <w:t>Изучение теории формальных языков представляет собой зн</w:t>
-      </w:r>
-      <w:r>
-        <w:t>ачимый элемент образовательной программы по направлению программной инженерии. Эта область, являющаяся ключевой частью компьютерных наук и теоретической информатики, сосредотачивается на исследовании структуры и свойств формальных языков, а также на модели</w:t>
-      </w:r>
-      <w:r>
-        <w:t>ровании их обработки. В условиях современного общества, где возрастают объемы данных и потребность в эффективных методах их хранения, передачи и обработки, понимание основ формальных языков приобретает особую значимость.</w:t>
+        <w:t>Изучение теории формальных языков представляет собой значимый элемент образовательной программы по направлению программной инженерии. Эта область, являющаяся ключевой частью компьютерных наук и теоретической информатики, сосредотачивается на исследовании структуры и свойств формальных языков, а также на моделировании их обработки. В условиях современного общества, где возрастают объемы данных и потребность в эффективных методах их хранения, передачи и обработки, понимание основ формальных языков приобретает особую значимость.</w:t>
       </w:r>
     </w:p>
     <w:p>
@@ -1379,13 +1414,7 @@
         <w:spacing w:after="0" w:line="360" w:lineRule="auto"/>
       </w:pPr>
       <w:r>
-        <w:t>Формальные языки находят применение</w:t>
-      </w:r>
-      <w:r>
-        <w:t xml:space="preserve"> в различных сферах: от описания синтаксиса языков программирования до разработки сетевых протоколов и создания компиляторов. С их помощью удается формализовать взаимодействие как между человеком и компьютером, так и между компонентами программного обеспеч</w:t>
-      </w:r>
-      <w:r>
-        <w:t>ения. В центре изучения теории формальных языков находятся такие понятия, как грамматики, автоматы и алгебраические структуры, которые позволяют описывать синтаксис и семантику языков.</w:t>
+        <w:t>Формальные языки находят применение в различных сферах: от описания синтаксиса языков программирования до разработки сетевых протоколов и создания компиляторов. С их помощью удается формализовать взаимодействие как между человеком и компьютером, так и между компонентами программного обеспечения. В центре изучения теории формальных языков находятся такие понятия, как грамматики, автоматы и алгебраические структуры, которые позволяют описывать синтаксис и семантику языков.</w:t>
       </w:r>
       <w:r>
         <w:br w:type="page"/>
@@ -1409,14 +1438,7 @@
           <w:szCs w:val="36"/>
         </w:rPr>
         <w:lastRenderedPageBreak/>
-        <w:t>1</w:t>
-      </w:r>
-      <w:r>
-        <w:rPr>
-          <w:sz w:val="36"/>
-          <w:szCs w:val="36"/>
-        </w:rPr>
-        <w:t xml:space="preserve"> ЦЕЛЬ</w:t>
+        <w:t>1 ЦЕЛЬ</w:t>
       </w:r>
     </w:p>
     <w:p>
@@ -1453,14 +1475,7 @@
           <w:szCs w:val="36"/>
         </w:rPr>
         <w:lastRenderedPageBreak/>
-        <w:t>2</w:t>
-      </w:r>
-      <w:r>
-        <w:rPr>
-          <w:sz w:val="36"/>
-          <w:szCs w:val="36"/>
-        </w:rPr>
-        <w:t xml:space="preserve"> ЗАДАНИЕ</w:t>
+        <w:t>2 ЗАДАНИЕ</w:t>
       </w:r>
     </w:p>
     <w:p>
@@ -1479,14 +1494,7 @@
           <w:sz w:val="32"/>
           <w:szCs w:val="32"/>
         </w:rPr>
-        <w:t>2</w:t>
-      </w:r>
-      <w:r>
-        <w:rPr>
-          <w:sz w:val="32"/>
-          <w:szCs w:val="32"/>
-        </w:rPr>
-        <w:t>.1 Формулировка задания</w:t>
+        <w:t>2.1 Формулировка задания</w:t>
       </w:r>
     </w:p>
     <w:p>
@@ -1500,18 +1508,12 @@
         <w:t>языке программирования</w:t>
       </w:r>
       <w:r>
-        <w:t xml:space="preserve"> реализовать преобразование простого алгебраического выражения в обратную польскую запись с использование</w:t>
-      </w:r>
-      <w:r>
-        <w:t>м стека и простейший калькулятор выражений в обратной польской записи с целыми числами.</w:t>
+        <w:t xml:space="preserve"> реализовать преобразование простого алгебраического выражения в обратную польскую запись с использованием стека и простейший калькулятор выражений в обратной польской записи с целыми числами.</w:t>
       </w:r>
     </w:p>
     <w:p>
       <w:pPr>
         <w:spacing w:after="0" w:line="360" w:lineRule="auto"/>
-        <w:rPr>
-          <w:lang w:val="en-US"/>
-        </w:rPr>
       </w:pPr>
       <w:r>
         <w:t>Выражение для обработки: 1</w:t>
@@ -1547,9 +1549,6 @@
         <w:t xml:space="preserve">) = </w:t>
       </w:r>
       <w:r>
-        <w:rPr>
-          <w:lang w:val="en-US"/>
-        </w:rPr>
         <w:t>47,0</w:t>
       </w:r>
     </w:p>
@@ -1569,20 +1568,12 @@
           <w:sz w:val="32"/>
           <w:szCs w:val="32"/>
         </w:rPr>
-        <w:t>2</w:t>
-      </w:r>
-      <w:r>
-        <w:rPr>
-          <w:sz w:val="32"/>
-          <w:szCs w:val="32"/>
-        </w:rPr>
-        <w:t>.2 Математическая модель</w:t>
+        <w:t>2.2 Математическая модель</w:t>
       </w:r>
     </w:p>
     <w:p>
       <w:pPr>
-        <w:spacing w:before="100" w:beforeAutospacing="1" w:after="100" w:afterAutospacing="1" w:line="240" w:lineRule="auto"/>
-        <w:jc w:val="left"/>
+        <w:spacing w:before="100" w:beforeAutospacing="1" w:after="100" w:afterAutospacing="1" w:line="360" w:lineRule="auto"/>
       </w:pPr>
       <w:r>
         <w:t>Разработка функции преобразования арифметического выражения в постфиксную запись и вычисления результата</w:t>
@@ -1590,9 +1581,7 @@
     </w:p>
     <w:p>
       <w:pPr>
-        <w:spacing w:before="100" w:beforeAutospacing="1" w:after="100" w:afterAutospacing="1" w:line="240" w:lineRule="auto"/>
-        <w:ind w:firstLine="0"/>
-        <w:jc w:val="left"/>
+        <w:spacing w:before="100" w:beforeAutospacing="1" w:after="100" w:afterAutospacing="1" w:line="360" w:lineRule="auto"/>
       </w:pPr>
       <w:r>
         <w:t xml:space="preserve">Разработана функция для преобразования арифметического выражения в строковом формате в постфиксную запись (обратную польскую запись, ОПН). Исходное выражение передается в функцию в виде строки. В качестве первых шагов создается строковая переменная </w:t>
@@ -1624,9 +1613,8 @@
     </w:p>
     <w:p>
       <w:pPr>
-        <w:spacing w:before="100" w:beforeAutospacing="1" w:after="100" w:afterAutospacing="1" w:line="240" w:lineRule="auto"/>
+        <w:spacing w:before="100" w:beforeAutospacing="1" w:after="100" w:afterAutospacing="1" w:line="360" w:lineRule="auto"/>
         <w:ind w:firstLine="0"/>
-        <w:jc w:val="left"/>
       </w:pPr>
       <w:r>
         <w:t xml:space="preserve">В процессе работы функции </w:t>
@@ -1646,8 +1634,7 @@
           <w:ilvl w:val="0"/>
           <w:numId w:val="2"/>
         </w:numPr>
-        <w:spacing w:before="100" w:beforeAutospacing="1" w:after="100" w:afterAutospacing="1" w:line="240" w:lineRule="auto"/>
-        <w:jc w:val="left"/>
+        <w:spacing w:before="100" w:beforeAutospacing="1" w:after="100" w:afterAutospacing="1" w:line="360" w:lineRule="auto"/>
       </w:pPr>
       <w:r>
         <w:t>Если токен является числом, он добавляется в итоговый список.</w:t>
@@ -1659,8 +1646,7 @@
           <w:ilvl w:val="0"/>
           <w:numId w:val="2"/>
         </w:numPr>
-        <w:spacing w:before="100" w:beforeAutospacing="1" w:after="100" w:afterAutospacing="1" w:line="240" w:lineRule="auto"/>
-        <w:jc w:val="left"/>
+        <w:spacing w:before="100" w:beforeAutospacing="1" w:after="100" w:afterAutospacing="1" w:line="360" w:lineRule="auto"/>
       </w:pPr>
       <w:r>
         <w:t xml:space="preserve">Если токен представляет собой оператор, то приоритет этого оператора сравнивается с приоритетом оператора на вершине стека с помощью функции </w:t>
@@ -1671,7 +1657,11 @@
       </w:r>
       <w:proofErr w:type="spellEnd"/>
       <w:r>
-        <w:t>. Если приоритет текущего оператора меньше или равен приоритету оператора на вершине стека, то последний оператор переносится в итоговый список, и текущий оператор помещается в стек.</w:t>
+        <w:t xml:space="preserve">. Если приоритет текущего оператора меньше или </w:t>
+      </w:r>
+      <w:r>
+        <w:lastRenderedPageBreak/>
+        <w:t>равен приоритету оператора на вершине стека, то последний оператор переносится в итоговый список, и текущий оператор помещается в стек.</w:t>
       </w:r>
     </w:p>
     <w:p>
@@ -1680,8 +1670,7 @@
           <w:ilvl w:val="0"/>
           <w:numId w:val="2"/>
         </w:numPr>
-        <w:spacing w:before="100" w:beforeAutospacing="1" w:after="100" w:afterAutospacing="1" w:line="240" w:lineRule="auto"/>
-        <w:jc w:val="left"/>
+        <w:spacing w:before="100" w:beforeAutospacing="1" w:after="100" w:afterAutospacing="1" w:line="360" w:lineRule="auto"/>
       </w:pPr>
       <w:r>
         <w:t>Если токен является открывающей скобкой, она помещается в стек.</w:t>
@@ -1693,8 +1682,7 @@
           <w:ilvl w:val="0"/>
           <w:numId w:val="2"/>
         </w:numPr>
-        <w:spacing w:before="100" w:beforeAutospacing="1" w:after="100" w:afterAutospacing="1" w:line="240" w:lineRule="auto"/>
-        <w:jc w:val="left"/>
+        <w:spacing w:before="100" w:beforeAutospacing="1" w:after="100" w:afterAutospacing="1" w:line="360" w:lineRule="auto"/>
       </w:pPr>
       <w:r>
         <w:t>Если токен является закрывающей скобкой, операторы из стека переносятся в итоговый список до тех пор, пока не будет найдена соответствующая открывающая скобка.</w:t>
@@ -1702,9 +1690,8 @@
     </w:p>
     <w:p>
       <w:pPr>
-        <w:spacing w:before="100" w:beforeAutospacing="1" w:after="100" w:afterAutospacing="1" w:line="240" w:lineRule="auto"/>
-        <w:ind w:firstLine="0"/>
-        <w:jc w:val="left"/>
+        <w:spacing w:before="100" w:beforeAutospacing="1" w:after="100" w:afterAutospacing="1" w:line="360" w:lineRule="auto"/>
+        <w:ind w:firstLine="360"/>
       </w:pPr>
       <w:r>
         <w:t>После обработки всех токенов оставшиеся операторы в стеке перемещаются в итоговый список, который представляет выражение в постфиксной нотации. Эта постфиксная запись затем передается в функцию для вычисления результата.</w:t>
@@ -1712,12 +1699,10 @@
     </w:p>
     <w:p>
       <w:pPr>
-        <w:spacing w:before="100" w:beforeAutospacing="1" w:after="100" w:afterAutospacing="1" w:line="240" w:lineRule="auto"/>
-        <w:ind w:firstLine="0"/>
-        <w:jc w:val="left"/>
-      </w:pPr>
-      <w:r>
-        <w:lastRenderedPageBreak/>
+        <w:spacing w:before="100" w:beforeAutospacing="1" w:after="100" w:afterAutospacing="1" w:line="360" w:lineRule="auto"/>
+        <w:ind w:firstLine="360"/>
+      </w:pPr>
+      <w:r>
         <w:t xml:space="preserve">В функции </w:t>
       </w:r>
       <w:proofErr w:type="spellStart"/>
@@ -1731,9 +1716,8 @@
     </w:p>
     <w:p>
       <w:pPr>
-        <w:spacing w:before="100" w:beforeAutospacing="1" w:after="100" w:afterAutospacing="1" w:line="240" w:lineRule="auto"/>
-        <w:ind w:firstLine="0"/>
-        <w:jc w:val="left"/>
+        <w:spacing w:before="100" w:beforeAutospacing="1" w:after="100" w:afterAutospacing="1" w:line="360" w:lineRule="auto"/>
+        <w:ind w:firstLine="360"/>
       </w:pPr>
       <w:r>
         <w:t>Кроме того, разработана функция для проверки строки на наличие недопустимых символов, которая исключает любые символы, не входящие в набор цифр, операторов (+, -, *, /), скобок и пробелов, обеспечивая корректность ввода.</w:t>
@@ -1763,14 +1747,7 @@
           <w:sz w:val="32"/>
           <w:szCs w:val="32"/>
         </w:rPr>
-        <w:t>2</w:t>
-      </w:r>
-      <w:r>
-        <w:rPr>
-          <w:sz w:val="32"/>
-          <w:szCs w:val="32"/>
-        </w:rPr>
-        <w:t>.3 Тестирование программы</w:t>
+        <w:t>2.3 Тестирование программы</w:t>
       </w:r>
     </w:p>
     <w:p>
@@ -1778,10 +1755,7 @@
         <w:spacing w:line="360" w:lineRule="auto"/>
       </w:pPr>
       <w:r>
-        <w:t>Проведём тестирование для данной программы на разных значениях. Результаты продемонстрир</w:t>
-      </w:r>
-      <w:r>
-        <w:t xml:space="preserve">уем на рисунке 1, 2. </w:t>
+        <w:t xml:space="preserve">Проведём тестирование для данной программы на разных значениях. Результаты продемонстрируем на рисунке 1, 2. </w:t>
       </w:r>
     </w:p>
     <w:p>
@@ -1791,6 +1765,10 @@
         <w:jc w:val="center"/>
       </w:pPr>
       <w:r>
+        <w:rPr>
+          <w:noProof/>
+        </w:rPr>
+        <w:lastRenderedPageBreak/>
         <w:drawing>
           <wp:inline distT="0" distB="0" distL="0" distR="0" wp14:anchorId="11303DBA" wp14:editId="02BCBF59">
             <wp:extent cx="5572903" cy="1143160"/>
@@ -1871,6 +1849,9 @@
         <w:jc w:val="center"/>
       </w:pPr>
       <w:r>
+        <w:rPr>
+          <w:noProof/>
+        </w:rPr>
         <w:drawing>
           <wp:inline distT="0" distB="0" distL="0" distR="0" wp14:anchorId="21606537" wp14:editId="78655224">
             <wp:extent cx="5508650" cy="1181100"/>
@@ -2021,15 +2002,7 @@
           <w:sz w:val="36"/>
           <w:szCs w:val="36"/>
         </w:rPr>
-        <w:lastRenderedPageBreak/>
-        <w:t>З</w:t>
-      </w:r>
-      <w:r>
-        <w:rPr>
-          <w:sz w:val="36"/>
-          <w:szCs w:val="36"/>
-        </w:rPr>
-        <w:t>АКЛЮЧЕНИЕ</w:t>
+        <w:t>ЗАКЛЮЧЕНИЕ</w:t>
       </w:r>
     </w:p>
     <w:p>
@@ -2045,10 +2018,7 @@
         <w:spacing w:after="0" w:line="360" w:lineRule="auto"/>
       </w:pPr>
       <w:r>
-        <w:t>Выполнено преобразование алгебраического выражения в об</w:t>
-      </w:r>
-      <w:r>
-        <w:t>ратную польскую запись с использованием Python;</w:t>
+        <w:t>Выполнено преобразование алгебраического выражения в обратную польскую запись с использованием Python;</w:t>
       </w:r>
     </w:p>
     <w:p>
@@ -2072,10 +2042,7 @@
         <w:spacing w:after="0" w:line="360" w:lineRule="auto"/>
       </w:pPr>
       <w:r>
-        <w:t>Таким образом, поставлен</w:t>
-      </w:r>
-      <w:r>
-        <w:t>ная цель работы — преобразование алгебраического выражения в обратную польскую запись на Python — успешно достигнута.</w:t>
+        <w:t>Таким образом, поставленная цель работы — преобразование алгебраического выражения в обратную польскую запись на Python — успешно достигнута.</w:t>
       </w:r>
     </w:p>
     <w:p>
@@ -2178,10 +2145,7 @@
         <w:ind w:firstLine="708"/>
       </w:pPr>
       <w:r>
-        <w:t>Карпов Ю.Г. Теория и технология программирования.</w:t>
-      </w:r>
-      <w:r>
-        <w:t xml:space="preserve"> Основы построения трансляторов: учеб. пособие. - СПБ.: БХВ-Петербург, 2005, </w:t>
+        <w:t xml:space="preserve">Карпов Ю.Г. Теория и технология программирования. Основы построения трансляторов: учеб. пособие. - СПБ.: БХВ-Петербург, 2005, </w:t>
       </w:r>
       <w:proofErr w:type="spellStart"/>
       <w:r>
@@ -2213,14 +2177,7 @@
           <w:szCs w:val="36"/>
         </w:rPr>
         <w:lastRenderedPageBreak/>
-        <w:t>П</w:t>
-      </w:r>
-      <w:r>
-        <w:rPr>
-          <w:sz w:val="36"/>
-          <w:szCs w:val="36"/>
-        </w:rPr>
-        <w:t>РИЛОЖЕНИЯ</w:t>
+        <w:t>ПРИЛОЖЕНИЯ</w:t>
       </w:r>
     </w:p>
     <w:p>
@@ -5967,7 +5924,7 @@
       <w:headerReference w:type="first" r:id="rId15"/>
       <w:footerReference w:type="first" r:id="rId16"/>
       <w:pgSz w:w="11906" w:h="16838"/>
-      <w:pgMar w:top="1134" w:right="850" w:bottom="1134" w:left="1133" w:header="708" w:footer="708" w:gutter="0"/>
+      <w:pgMar w:top="1134" w:right="567" w:bottom="1134" w:left="1701" w:header="709" w:footer="709" w:gutter="0"/>
       <w:pgNumType w:start="1"/>
       <w:cols w:space="720"/>
       <w:titlePg/>
